--- a/public/doc/DoThis2_User_Manual.docx
+++ b/public/doc/DoThis2_User_Manual.docx
@@ -50,7 +50,6 @@
               <w:spacing w:after="120"/>
               <w:jc w:val="center"/>
             </w:pPr>
-            <w:bookmarkStart w:id="0" w:name="_GoBack" w:colFirst="1" w:colLast="1"/>
             <w:r>
               <w:rPr>
                 <w:b/>
@@ -93,7 +92,6 @@
           </w:p>
         </w:tc>
       </w:tr>
-      <w:bookmarkEnd w:id="0"/>
     </w:tbl>
     <w:p>
       <w:pPr>
@@ -302,12 +300,12 @@
         <w:pStyle w:val="Heading1"/>
         <w:spacing w:before="0"/>
       </w:pPr>
-      <w:bookmarkStart w:id="1" w:name="_Toc227747569"/>
+      <w:bookmarkStart w:id="0" w:name="_Toc227747569"/>
       <w:r>
         <w:lastRenderedPageBreak/>
         <w:t>Table of Contents</w:t>
       </w:r>
-      <w:bookmarkEnd w:id="1"/>
+      <w:bookmarkEnd w:id="0"/>
     </w:p>
     <w:sdt>
       <w:sdtPr>
@@ -343,47 +341,6 @@
               </w:rPr>
               <w:t>Table of Contents</w:t>
             </w:r>
-            <w:r>
-              <w:rPr>
-                <w:noProof/>
-              </w:rPr>
-              <w:tab/>
-            </w:r>
-            <w:r>
-              <w:rPr>
-                <w:noProof/>
-              </w:rPr>
-              <w:fldChar w:fldCharType="begin"/>
-            </w:r>
-            <w:r>
-              <w:rPr>
-                <w:noProof/>
-              </w:rPr>
-              <w:instrText xml:space="preserve"> PAGEREF _Toc227747569 \h </w:instrText>
-            </w:r>
-            <w:r>
-              <w:rPr>
-                <w:noProof/>
-              </w:rPr>
-            </w:r>
-            <w:r>
-              <w:rPr>
-                <w:noProof/>
-              </w:rPr>
-              <w:fldChar w:fldCharType="separate"/>
-            </w:r>
-            <w:r>
-              <w:rPr>
-                <w:noProof/>
-              </w:rPr>
-              <w:t>2</w:t>
-            </w:r>
-            <w:r>
-              <w:rPr>
-                <w:noProof/>
-              </w:rPr>
-              <w:fldChar w:fldCharType="end"/>
-            </w:r>
           </w:hyperlink>
         </w:p>
         <w:p>
@@ -404,48 +361,13 @@
               </w:rPr>
               <w:t>What is DoThis2?</w:t>
             </w:r>
-            <w:r>
-              <w:rPr>
-                <w:noProof/>
-              </w:rPr>
-              <w:tab/>
-            </w:r>
-            <w:r>
-              <w:rPr>
-                <w:noProof/>
-              </w:rPr>
-              <w:fldChar w:fldCharType="begin"/>
-            </w:r>
-            <w:r>
-              <w:rPr>
-                <w:noProof/>
-              </w:rPr>
-              <w:instrText xml:space="preserve"> PAGEREF _Toc227747570 \h </w:instrText>
-            </w:r>
-            <w:r>
-              <w:rPr>
-                <w:noProof/>
-              </w:rPr>
-            </w:r>
-            <w:r>
-              <w:rPr>
-                <w:noProof/>
-              </w:rPr>
-              <w:fldChar w:fldCharType="separate"/>
-            </w:r>
-            <w:r>
-              <w:rPr>
-                <w:noProof/>
-              </w:rPr>
-              <w:t>4</w:t>
-            </w:r>
-            <w:r>
-              <w:rPr>
-                <w:noProof/>
-              </w:rPr>
-              <w:fldChar w:fldCharType="end"/>
-            </w:r>
           </w:hyperlink>
+          <w:r>
+            <w:rPr>
+              <w:noProof/>
+            </w:rPr>
+            <w:t xml:space="preserve"> </w:t>
+          </w:r>
         </w:p>
         <w:p>
           <w:pPr>
@@ -464,47 +386,6 @@
                 <w:noProof/>
               </w:rPr>
               <w:t>User Roles</w:t>
-            </w:r>
-            <w:r>
-              <w:rPr>
-                <w:noProof/>
-              </w:rPr>
-              <w:tab/>
-            </w:r>
-            <w:r>
-              <w:rPr>
-                <w:noProof/>
-              </w:rPr>
-              <w:fldChar w:fldCharType="begin"/>
-            </w:r>
-            <w:r>
-              <w:rPr>
-                <w:noProof/>
-              </w:rPr>
-              <w:instrText xml:space="preserve"> PAGEREF _Toc227747571 \h </w:instrText>
-            </w:r>
-            <w:r>
-              <w:rPr>
-                <w:noProof/>
-              </w:rPr>
-            </w:r>
-            <w:r>
-              <w:rPr>
-                <w:noProof/>
-              </w:rPr>
-              <w:fldChar w:fldCharType="separate"/>
-            </w:r>
-            <w:r>
-              <w:rPr>
-                <w:noProof/>
-              </w:rPr>
-              <w:t>4</w:t>
-            </w:r>
-            <w:r>
-              <w:rPr>
-                <w:noProof/>
-              </w:rPr>
-              <w:fldChar w:fldCharType="end"/>
             </w:r>
           </w:hyperlink>
         </w:p>
@@ -526,47 +407,6 @@
               </w:rPr>
               <w:t>Getting Started – First Login</w:t>
             </w:r>
-            <w:r>
-              <w:rPr>
-                <w:noProof/>
-              </w:rPr>
-              <w:tab/>
-            </w:r>
-            <w:r>
-              <w:rPr>
-                <w:noProof/>
-              </w:rPr>
-              <w:fldChar w:fldCharType="begin"/>
-            </w:r>
-            <w:r>
-              <w:rPr>
-                <w:noProof/>
-              </w:rPr>
-              <w:instrText xml:space="preserve"> PAGEREF _Toc227747572 \h </w:instrText>
-            </w:r>
-            <w:r>
-              <w:rPr>
-                <w:noProof/>
-              </w:rPr>
-            </w:r>
-            <w:r>
-              <w:rPr>
-                <w:noProof/>
-              </w:rPr>
-              <w:fldChar w:fldCharType="separate"/>
-            </w:r>
-            <w:r>
-              <w:rPr>
-                <w:noProof/>
-              </w:rPr>
-              <w:t>4</w:t>
-            </w:r>
-            <w:r>
-              <w:rPr>
-                <w:noProof/>
-              </w:rPr>
-              <w:fldChar w:fldCharType="end"/>
-            </w:r>
           </w:hyperlink>
         </w:p>
         <w:p>
@@ -587,47 +427,6 @@
               </w:rPr>
               <w:t>Dashboard Overview</w:t>
             </w:r>
-            <w:r>
-              <w:rPr>
-                <w:noProof/>
-              </w:rPr>
-              <w:tab/>
-            </w:r>
-            <w:r>
-              <w:rPr>
-                <w:noProof/>
-              </w:rPr>
-              <w:fldChar w:fldCharType="begin"/>
-            </w:r>
-            <w:r>
-              <w:rPr>
-                <w:noProof/>
-              </w:rPr>
-              <w:instrText xml:space="preserve"> PAGEREF _Toc227747573 \h </w:instrText>
-            </w:r>
-            <w:r>
-              <w:rPr>
-                <w:noProof/>
-              </w:rPr>
-            </w:r>
-            <w:r>
-              <w:rPr>
-                <w:noProof/>
-              </w:rPr>
-              <w:fldChar w:fldCharType="separate"/>
-            </w:r>
-            <w:r>
-              <w:rPr>
-                <w:noProof/>
-              </w:rPr>
-              <w:t>6</w:t>
-            </w:r>
-            <w:r>
-              <w:rPr>
-                <w:noProof/>
-              </w:rPr>
-              <w:fldChar w:fldCharType="end"/>
-            </w:r>
           </w:hyperlink>
         </w:p>
         <w:p>
@@ -648,47 +447,6 @@
               </w:rPr>
               <w:t>My Tasks Overview</w:t>
             </w:r>
-            <w:r>
-              <w:rPr>
-                <w:noProof/>
-              </w:rPr>
-              <w:tab/>
-            </w:r>
-            <w:r>
-              <w:rPr>
-                <w:noProof/>
-              </w:rPr>
-              <w:fldChar w:fldCharType="begin"/>
-            </w:r>
-            <w:r>
-              <w:rPr>
-                <w:noProof/>
-              </w:rPr>
-              <w:instrText xml:space="preserve"> PAGEREF _Toc227747574 \h </w:instrText>
-            </w:r>
-            <w:r>
-              <w:rPr>
-                <w:noProof/>
-              </w:rPr>
-            </w:r>
-            <w:r>
-              <w:rPr>
-                <w:noProof/>
-              </w:rPr>
-              <w:fldChar w:fldCharType="separate"/>
-            </w:r>
-            <w:r>
-              <w:rPr>
-                <w:noProof/>
-              </w:rPr>
-              <w:t>8</w:t>
-            </w:r>
-            <w:r>
-              <w:rPr>
-                <w:noProof/>
-              </w:rPr>
-              <w:fldChar w:fldCharType="end"/>
-            </w:r>
           </w:hyperlink>
         </w:p>
         <w:p>
@@ -709,47 +467,6 @@
               </w:rPr>
               <w:t>Filtering Your Task List</w:t>
             </w:r>
-            <w:r>
-              <w:rPr>
-                <w:noProof/>
-              </w:rPr>
-              <w:tab/>
-            </w:r>
-            <w:r>
-              <w:rPr>
-                <w:noProof/>
-              </w:rPr>
-              <w:fldChar w:fldCharType="begin"/>
-            </w:r>
-            <w:r>
-              <w:rPr>
-                <w:noProof/>
-              </w:rPr>
-              <w:instrText xml:space="preserve"> PAGEREF _Toc227747575 \h </w:instrText>
-            </w:r>
-            <w:r>
-              <w:rPr>
-                <w:noProof/>
-              </w:rPr>
-            </w:r>
-            <w:r>
-              <w:rPr>
-                <w:noProof/>
-              </w:rPr>
-              <w:fldChar w:fldCharType="separate"/>
-            </w:r>
-            <w:r>
-              <w:rPr>
-                <w:noProof/>
-              </w:rPr>
-              <w:t>8</w:t>
-            </w:r>
-            <w:r>
-              <w:rPr>
-                <w:noProof/>
-              </w:rPr>
-              <w:fldChar w:fldCharType="end"/>
-            </w:r>
           </w:hyperlink>
         </w:p>
         <w:p>
@@ -770,47 +487,6 @@
               </w:rPr>
               <w:t>Understanding the Task Table</w:t>
             </w:r>
-            <w:r>
-              <w:rPr>
-                <w:noProof/>
-              </w:rPr>
-              <w:tab/>
-            </w:r>
-            <w:r>
-              <w:rPr>
-                <w:noProof/>
-              </w:rPr>
-              <w:fldChar w:fldCharType="begin"/>
-            </w:r>
-            <w:r>
-              <w:rPr>
-                <w:noProof/>
-              </w:rPr>
-              <w:instrText xml:space="preserve"> PAGEREF _Toc227747576 \h </w:instrText>
-            </w:r>
-            <w:r>
-              <w:rPr>
-                <w:noProof/>
-              </w:rPr>
-            </w:r>
-            <w:r>
-              <w:rPr>
-                <w:noProof/>
-              </w:rPr>
-              <w:fldChar w:fldCharType="separate"/>
-            </w:r>
-            <w:r>
-              <w:rPr>
-                <w:noProof/>
-              </w:rPr>
-              <w:t>9</w:t>
-            </w:r>
-            <w:r>
-              <w:rPr>
-                <w:noProof/>
-              </w:rPr>
-              <w:fldChar w:fldCharType="end"/>
-            </w:r>
           </w:hyperlink>
         </w:p>
         <w:p>
@@ -831,47 +507,6 @@
               </w:rPr>
               <w:t>Task Action Icons</w:t>
             </w:r>
-            <w:r>
-              <w:rPr>
-                <w:noProof/>
-              </w:rPr>
-              <w:tab/>
-            </w:r>
-            <w:r>
-              <w:rPr>
-                <w:noProof/>
-              </w:rPr>
-              <w:fldChar w:fldCharType="begin"/>
-            </w:r>
-            <w:r>
-              <w:rPr>
-                <w:noProof/>
-              </w:rPr>
-              <w:instrText xml:space="preserve"> PAGEREF _Toc227747577 \h </w:instrText>
-            </w:r>
-            <w:r>
-              <w:rPr>
-                <w:noProof/>
-              </w:rPr>
-            </w:r>
-            <w:r>
-              <w:rPr>
-                <w:noProof/>
-              </w:rPr>
-              <w:fldChar w:fldCharType="separate"/>
-            </w:r>
-            <w:r>
-              <w:rPr>
-                <w:noProof/>
-              </w:rPr>
-              <w:t>9</w:t>
-            </w:r>
-            <w:r>
-              <w:rPr>
-                <w:noProof/>
-              </w:rPr>
-              <w:fldChar w:fldCharType="end"/>
-            </w:r>
           </w:hyperlink>
         </w:p>
         <w:p>
@@ -892,47 +527,6 @@
               </w:rPr>
               <w:t>Pagination</w:t>
             </w:r>
-            <w:r>
-              <w:rPr>
-                <w:noProof/>
-              </w:rPr>
-              <w:tab/>
-            </w:r>
-            <w:r>
-              <w:rPr>
-                <w:noProof/>
-              </w:rPr>
-              <w:fldChar w:fldCharType="begin"/>
-            </w:r>
-            <w:r>
-              <w:rPr>
-                <w:noProof/>
-              </w:rPr>
-              <w:instrText xml:space="preserve"> PAGEREF _Toc227747578 \h </w:instrText>
-            </w:r>
-            <w:r>
-              <w:rPr>
-                <w:noProof/>
-              </w:rPr>
-            </w:r>
-            <w:r>
-              <w:rPr>
-                <w:noProof/>
-              </w:rPr>
-              <w:fldChar w:fldCharType="separate"/>
-            </w:r>
-            <w:r>
-              <w:rPr>
-                <w:noProof/>
-              </w:rPr>
-              <w:t>11</w:t>
-            </w:r>
-            <w:r>
-              <w:rPr>
-                <w:noProof/>
-              </w:rPr>
-              <w:fldChar w:fldCharType="end"/>
-            </w:r>
           </w:hyperlink>
         </w:p>
         <w:p>
@@ -953,47 +547,6 @@
               </w:rPr>
               <w:t>Creating a New Task</w:t>
             </w:r>
-            <w:r>
-              <w:rPr>
-                <w:noProof/>
-              </w:rPr>
-              <w:tab/>
-            </w:r>
-            <w:r>
-              <w:rPr>
-                <w:noProof/>
-              </w:rPr>
-              <w:fldChar w:fldCharType="begin"/>
-            </w:r>
-            <w:r>
-              <w:rPr>
-                <w:noProof/>
-              </w:rPr>
-              <w:instrText xml:space="preserve"> PAGEREF _Toc227747579 \h </w:instrText>
-            </w:r>
-            <w:r>
-              <w:rPr>
-                <w:noProof/>
-              </w:rPr>
-            </w:r>
-            <w:r>
-              <w:rPr>
-                <w:noProof/>
-              </w:rPr>
-              <w:fldChar w:fldCharType="separate"/>
-            </w:r>
-            <w:r>
-              <w:rPr>
-                <w:noProof/>
-              </w:rPr>
-              <w:t>12</w:t>
-            </w:r>
-            <w:r>
-              <w:rPr>
-                <w:noProof/>
-              </w:rPr>
-              <w:fldChar w:fldCharType="end"/>
-            </w:r>
           </w:hyperlink>
         </w:p>
         <w:p>
@@ -1014,47 +567,6 @@
               </w:rPr>
               <w:t>Editing a Task</w:t>
             </w:r>
-            <w:r>
-              <w:rPr>
-                <w:noProof/>
-              </w:rPr>
-              <w:tab/>
-            </w:r>
-            <w:r>
-              <w:rPr>
-                <w:noProof/>
-              </w:rPr>
-              <w:fldChar w:fldCharType="begin"/>
-            </w:r>
-            <w:r>
-              <w:rPr>
-                <w:noProof/>
-              </w:rPr>
-              <w:instrText xml:space="preserve"> PAGEREF _Toc227747580 \h </w:instrText>
-            </w:r>
-            <w:r>
-              <w:rPr>
-                <w:noProof/>
-              </w:rPr>
-            </w:r>
-            <w:r>
-              <w:rPr>
-                <w:noProof/>
-              </w:rPr>
-              <w:fldChar w:fldCharType="separate"/>
-            </w:r>
-            <w:r>
-              <w:rPr>
-                <w:noProof/>
-              </w:rPr>
-              <w:t>13</w:t>
-            </w:r>
-            <w:r>
-              <w:rPr>
-                <w:noProof/>
-              </w:rPr>
-              <w:fldChar w:fldCharType="end"/>
-            </w:r>
           </w:hyperlink>
         </w:p>
         <w:p>
@@ -1075,47 +587,6 @@
               </w:rPr>
               <w:t>Deleting a Task</w:t>
             </w:r>
-            <w:r>
-              <w:rPr>
-                <w:noProof/>
-              </w:rPr>
-              <w:tab/>
-            </w:r>
-            <w:r>
-              <w:rPr>
-                <w:noProof/>
-              </w:rPr>
-              <w:fldChar w:fldCharType="begin"/>
-            </w:r>
-            <w:r>
-              <w:rPr>
-                <w:noProof/>
-              </w:rPr>
-              <w:instrText xml:space="preserve"> PAGEREF _Toc227747581 \h </w:instrText>
-            </w:r>
-            <w:r>
-              <w:rPr>
-                <w:noProof/>
-              </w:rPr>
-            </w:r>
-            <w:r>
-              <w:rPr>
-                <w:noProof/>
-              </w:rPr>
-              <w:fldChar w:fldCharType="separate"/>
-            </w:r>
-            <w:r>
-              <w:rPr>
-                <w:noProof/>
-              </w:rPr>
-              <w:t>13</w:t>
-            </w:r>
-            <w:r>
-              <w:rPr>
-                <w:noProof/>
-              </w:rPr>
-              <w:fldChar w:fldCharType="end"/>
-            </w:r>
           </w:hyperlink>
         </w:p>
         <w:p>
@@ -1136,48 +607,13 @@
               </w:rPr>
               <w:t>What is the FMS Engine?</w:t>
             </w:r>
-            <w:r>
-              <w:rPr>
-                <w:noProof/>
-              </w:rPr>
-              <w:tab/>
-            </w:r>
-            <w:r>
-              <w:rPr>
-                <w:noProof/>
-              </w:rPr>
-              <w:fldChar w:fldCharType="begin"/>
-            </w:r>
-            <w:r>
-              <w:rPr>
-                <w:noProof/>
-              </w:rPr>
-              <w:instrText xml:space="preserve"> PAGEREF _Toc227747582 \h </w:instrText>
-            </w:r>
-            <w:r>
-              <w:rPr>
-                <w:noProof/>
-              </w:rPr>
-            </w:r>
-            <w:r>
-              <w:rPr>
-                <w:noProof/>
-              </w:rPr>
-              <w:fldChar w:fldCharType="separate"/>
-            </w:r>
-            <w:r>
-              <w:rPr>
-                <w:noProof/>
-              </w:rPr>
-              <w:t>14</w:t>
-            </w:r>
-            <w:r>
-              <w:rPr>
-                <w:noProof/>
-              </w:rPr>
-              <w:fldChar w:fldCharType="end"/>
-            </w:r>
           </w:hyperlink>
+          <w:r>
+            <w:rPr>
+              <w:noProof/>
+            </w:rPr>
+            <w:t xml:space="preserve"> </w:t>
+          </w:r>
         </w:p>
         <w:p>
           <w:pPr>
@@ -1196,47 +632,6 @@
                 <w:noProof/>
               </w:rPr>
               <w:t>FMS Templates</w:t>
-            </w:r>
-            <w:r>
-              <w:rPr>
-                <w:noProof/>
-              </w:rPr>
-              <w:tab/>
-            </w:r>
-            <w:r>
-              <w:rPr>
-                <w:noProof/>
-              </w:rPr>
-              <w:fldChar w:fldCharType="begin"/>
-            </w:r>
-            <w:r>
-              <w:rPr>
-                <w:noProof/>
-              </w:rPr>
-              <w:instrText xml:space="preserve"> PAGEREF _Toc227747583 \h </w:instrText>
-            </w:r>
-            <w:r>
-              <w:rPr>
-                <w:noProof/>
-              </w:rPr>
-            </w:r>
-            <w:r>
-              <w:rPr>
-                <w:noProof/>
-              </w:rPr>
-              <w:fldChar w:fldCharType="separate"/>
-            </w:r>
-            <w:r>
-              <w:rPr>
-                <w:noProof/>
-              </w:rPr>
-              <w:t>14</w:t>
-            </w:r>
-            <w:r>
-              <w:rPr>
-                <w:noProof/>
-              </w:rPr>
-              <w:fldChar w:fldCharType="end"/>
             </w:r>
           </w:hyperlink>
         </w:p>
@@ -1258,47 +653,6 @@
               </w:rPr>
               <w:t>Launching an FMS Instance</w:t>
             </w:r>
-            <w:r>
-              <w:rPr>
-                <w:noProof/>
-              </w:rPr>
-              <w:tab/>
-            </w:r>
-            <w:r>
-              <w:rPr>
-                <w:noProof/>
-              </w:rPr>
-              <w:fldChar w:fldCharType="begin"/>
-            </w:r>
-            <w:r>
-              <w:rPr>
-                <w:noProof/>
-              </w:rPr>
-              <w:instrText xml:space="preserve"> PAGEREF _Toc227747584 \h </w:instrText>
-            </w:r>
-            <w:r>
-              <w:rPr>
-                <w:noProof/>
-              </w:rPr>
-            </w:r>
-            <w:r>
-              <w:rPr>
-                <w:noProof/>
-              </w:rPr>
-              <w:fldChar w:fldCharType="separate"/>
-            </w:r>
-            <w:r>
-              <w:rPr>
-                <w:noProof/>
-              </w:rPr>
-              <w:t>16</w:t>
-            </w:r>
-            <w:r>
-              <w:rPr>
-                <w:noProof/>
-              </w:rPr>
-              <w:fldChar w:fldCharType="end"/>
-            </w:r>
           </w:hyperlink>
         </w:p>
         <w:p>
@@ -1319,47 +673,6 @@
               </w:rPr>
               <w:t>Managing a Running FMS Instance</w:t>
             </w:r>
-            <w:r>
-              <w:rPr>
-                <w:noProof/>
-              </w:rPr>
-              <w:tab/>
-            </w:r>
-            <w:r>
-              <w:rPr>
-                <w:noProof/>
-              </w:rPr>
-              <w:fldChar w:fldCharType="begin"/>
-            </w:r>
-            <w:r>
-              <w:rPr>
-                <w:noProof/>
-              </w:rPr>
-              <w:instrText xml:space="preserve"> PAGEREF _Toc227747585 \h </w:instrText>
-            </w:r>
-            <w:r>
-              <w:rPr>
-                <w:noProof/>
-              </w:rPr>
-            </w:r>
-            <w:r>
-              <w:rPr>
-                <w:noProof/>
-              </w:rPr>
-              <w:fldChar w:fldCharType="separate"/>
-            </w:r>
-            <w:r>
-              <w:rPr>
-                <w:noProof/>
-              </w:rPr>
-              <w:t>17</w:t>
-            </w:r>
-            <w:r>
-              <w:rPr>
-                <w:noProof/>
-              </w:rPr>
-              <w:fldChar w:fldCharType="end"/>
-            </w:r>
           </w:hyperlink>
         </w:p>
         <w:p>
@@ -1380,47 +693,6 @@
               </w:rPr>
               <w:t>Managing Users</w:t>
             </w:r>
-            <w:r>
-              <w:rPr>
-                <w:noProof/>
-              </w:rPr>
-              <w:tab/>
-            </w:r>
-            <w:r>
-              <w:rPr>
-                <w:noProof/>
-              </w:rPr>
-              <w:fldChar w:fldCharType="begin"/>
-            </w:r>
-            <w:r>
-              <w:rPr>
-                <w:noProof/>
-              </w:rPr>
-              <w:instrText xml:space="preserve"> PAGEREF _Toc227747586 \h </w:instrText>
-            </w:r>
-            <w:r>
-              <w:rPr>
-                <w:noProof/>
-              </w:rPr>
-            </w:r>
-            <w:r>
-              <w:rPr>
-                <w:noProof/>
-              </w:rPr>
-              <w:fldChar w:fldCharType="separate"/>
-            </w:r>
-            <w:r>
-              <w:rPr>
-                <w:noProof/>
-              </w:rPr>
-              <w:t>18</w:t>
-            </w:r>
-            <w:r>
-              <w:rPr>
-                <w:noProof/>
-              </w:rPr>
-              <w:fldChar w:fldCharType="end"/>
-            </w:r>
           </w:hyperlink>
         </w:p>
         <w:p>
@@ -1441,47 +713,6 @@
               </w:rPr>
               <w:t>Work Shifts</w:t>
             </w:r>
-            <w:r>
-              <w:rPr>
-                <w:noProof/>
-              </w:rPr>
-              <w:tab/>
-            </w:r>
-            <w:r>
-              <w:rPr>
-                <w:noProof/>
-              </w:rPr>
-              <w:fldChar w:fldCharType="begin"/>
-            </w:r>
-            <w:r>
-              <w:rPr>
-                <w:noProof/>
-              </w:rPr>
-              <w:instrText xml:space="preserve"> PAGEREF _Toc227747587 \h </w:instrText>
-            </w:r>
-            <w:r>
-              <w:rPr>
-                <w:noProof/>
-              </w:rPr>
-            </w:r>
-            <w:r>
-              <w:rPr>
-                <w:noProof/>
-              </w:rPr>
-              <w:fldChar w:fldCharType="separate"/>
-            </w:r>
-            <w:r>
-              <w:rPr>
-                <w:noProof/>
-              </w:rPr>
-              <w:t>19</w:t>
-            </w:r>
-            <w:r>
-              <w:rPr>
-                <w:noProof/>
-              </w:rPr>
-              <w:fldChar w:fldCharType="end"/>
-            </w:r>
           </w:hyperlink>
         </w:p>
         <w:p>
@@ -1502,47 +733,6 @@
               </w:rPr>
               <w:t>Holidays &amp; Schedule</w:t>
             </w:r>
-            <w:r>
-              <w:rPr>
-                <w:noProof/>
-              </w:rPr>
-              <w:tab/>
-            </w:r>
-            <w:r>
-              <w:rPr>
-                <w:noProof/>
-              </w:rPr>
-              <w:fldChar w:fldCharType="begin"/>
-            </w:r>
-            <w:r>
-              <w:rPr>
-                <w:noProof/>
-              </w:rPr>
-              <w:instrText xml:space="preserve"> PAGEREF _Toc227747588 \h </w:instrText>
-            </w:r>
-            <w:r>
-              <w:rPr>
-                <w:noProof/>
-              </w:rPr>
-            </w:r>
-            <w:r>
-              <w:rPr>
-                <w:noProof/>
-              </w:rPr>
-              <w:fldChar w:fldCharType="separate"/>
-            </w:r>
-            <w:r>
-              <w:rPr>
-                <w:noProof/>
-              </w:rPr>
-              <w:t>19</w:t>
-            </w:r>
-            <w:r>
-              <w:rPr>
-                <w:noProof/>
-              </w:rPr>
-              <w:fldChar w:fldCharType="end"/>
-            </w:r>
           </w:hyperlink>
         </w:p>
         <w:p>
@@ -1563,47 +753,6 @@
               </w:rPr>
               <w:t>Accessing Reports</w:t>
             </w:r>
-            <w:r>
-              <w:rPr>
-                <w:noProof/>
-              </w:rPr>
-              <w:tab/>
-            </w:r>
-            <w:r>
-              <w:rPr>
-                <w:noProof/>
-              </w:rPr>
-              <w:fldChar w:fldCharType="begin"/>
-            </w:r>
-            <w:r>
-              <w:rPr>
-                <w:noProof/>
-              </w:rPr>
-              <w:instrText xml:space="preserve"> PAGEREF _Toc227747589 \h </w:instrText>
-            </w:r>
-            <w:r>
-              <w:rPr>
-                <w:noProof/>
-              </w:rPr>
-            </w:r>
-            <w:r>
-              <w:rPr>
-                <w:noProof/>
-              </w:rPr>
-              <w:fldChar w:fldCharType="separate"/>
-            </w:r>
-            <w:r>
-              <w:rPr>
-                <w:noProof/>
-              </w:rPr>
-              <w:t>20</w:t>
-            </w:r>
-            <w:r>
-              <w:rPr>
-                <w:noProof/>
-              </w:rPr>
-              <w:fldChar w:fldCharType="end"/>
-            </w:r>
           </w:hyperlink>
         </w:p>
         <w:p>
@@ -1624,47 +773,6 @@
               </w:rPr>
               <w:t>Report Filters</w:t>
             </w:r>
-            <w:r>
-              <w:rPr>
-                <w:noProof/>
-              </w:rPr>
-              <w:tab/>
-            </w:r>
-            <w:r>
-              <w:rPr>
-                <w:noProof/>
-              </w:rPr>
-              <w:fldChar w:fldCharType="begin"/>
-            </w:r>
-            <w:r>
-              <w:rPr>
-                <w:noProof/>
-              </w:rPr>
-              <w:instrText xml:space="preserve"> PAGEREF _Toc227747590 \h </w:instrText>
-            </w:r>
-            <w:r>
-              <w:rPr>
-                <w:noProof/>
-              </w:rPr>
-            </w:r>
-            <w:r>
-              <w:rPr>
-                <w:noProof/>
-              </w:rPr>
-              <w:fldChar w:fldCharType="separate"/>
-            </w:r>
-            <w:r>
-              <w:rPr>
-                <w:noProof/>
-              </w:rPr>
-              <w:t>20</w:t>
-            </w:r>
-            <w:r>
-              <w:rPr>
-                <w:noProof/>
-              </w:rPr>
-              <w:fldChar w:fldCharType="end"/>
-            </w:r>
           </w:hyperlink>
         </w:p>
         <w:p>
@@ -1685,47 +793,6 @@
               </w:rPr>
               <w:t>Report Tabs</w:t>
             </w:r>
-            <w:r>
-              <w:rPr>
-                <w:noProof/>
-              </w:rPr>
-              <w:tab/>
-            </w:r>
-            <w:r>
-              <w:rPr>
-                <w:noProof/>
-              </w:rPr>
-              <w:fldChar w:fldCharType="begin"/>
-            </w:r>
-            <w:r>
-              <w:rPr>
-                <w:noProof/>
-              </w:rPr>
-              <w:instrText xml:space="preserve"> PAGEREF _Toc227747591 \h </w:instrText>
-            </w:r>
-            <w:r>
-              <w:rPr>
-                <w:noProof/>
-              </w:rPr>
-            </w:r>
-            <w:r>
-              <w:rPr>
-                <w:noProof/>
-              </w:rPr>
-              <w:fldChar w:fldCharType="separate"/>
-            </w:r>
-            <w:r>
-              <w:rPr>
-                <w:noProof/>
-              </w:rPr>
-              <w:t>20</w:t>
-            </w:r>
-            <w:r>
-              <w:rPr>
-                <w:noProof/>
-              </w:rPr>
-              <w:fldChar w:fldCharType="end"/>
-            </w:r>
           </w:hyperlink>
         </w:p>
         <w:p>
@@ -1746,47 +813,6 @@
               </w:rPr>
               <w:t>Exporting Reports</w:t>
             </w:r>
-            <w:r>
-              <w:rPr>
-                <w:noProof/>
-              </w:rPr>
-              <w:tab/>
-            </w:r>
-            <w:r>
-              <w:rPr>
-                <w:noProof/>
-              </w:rPr>
-              <w:fldChar w:fldCharType="begin"/>
-            </w:r>
-            <w:r>
-              <w:rPr>
-                <w:noProof/>
-              </w:rPr>
-              <w:instrText xml:space="preserve"> PAGEREF _Toc227747592 \h </w:instrText>
-            </w:r>
-            <w:r>
-              <w:rPr>
-                <w:noProof/>
-              </w:rPr>
-            </w:r>
-            <w:r>
-              <w:rPr>
-                <w:noProof/>
-              </w:rPr>
-              <w:fldChar w:fldCharType="separate"/>
-            </w:r>
-            <w:r>
-              <w:rPr>
-                <w:noProof/>
-              </w:rPr>
-              <w:t>21</w:t>
-            </w:r>
-            <w:r>
-              <w:rPr>
-                <w:noProof/>
-              </w:rPr>
-              <w:fldChar w:fldCharType="end"/>
-            </w:r>
           </w:hyperlink>
         </w:p>
         <w:p>
@@ -1807,47 +833,6 @@
               </w:rPr>
               <w:t>Notifications</w:t>
             </w:r>
-            <w:r>
-              <w:rPr>
-                <w:noProof/>
-              </w:rPr>
-              <w:tab/>
-            </w:r>
-            <w:r>
-              <w:rPr>
-                <w:noProof/>
-              </w:rPr>
-              <w:fldChar w:fldCharType="begin"/>
-            </w:r>
-            <w:r>
-              <w:rPr>
-                <w:noProof/>
-              </w:rPr>
-              <w:instrText xml:space="preserve"> PAGEREF _Toc227747593 \h </w:instrText>
-            </w:r>
-            <w:r>
-              <w:rPr>
-                <w:noProof/>
-              </w:rPr>
-            </w:r>
-            <w:r>
-              <w:rPr>
-                <w:noProof/>
-              </w:rPr>
-              <w:fldChar w:fldCharType="separate"/>
-            </w:r>
-            <w:r>
-              <w:rPr>
-                <w:noProof/>
-              </w:rPr>
-              <w:t>22</w:t>
-            </w:r>
-            <w:r>
-              <w:rPr>
-                <w:noProof/>
-              </w:rPr>
-              <w:fldChar w:fldCharType="end"/>
-            </w:r>
           </w:hyperlink>
         </w:p>
         <w:p>
@@ -1868,47 +853,6 @@
               </w:rPr>
               <w:t>Task Chat</w:t>
             </w:r>
-            <w:r>
-              <w:rPr>
-                <w:noProof/>
-              </w:rPr>
-              <w:tab/>
-            </w:r>
-            <w:r>
-              <w:rPr>
-                <w:noProof/>
-              </w:rPr>
-              <w:fldChar w:fldCharType="begin"/>
-            </w:r>
-            <w:r>
-              <w:rPr>
-                <w:noProof/>
-              </w:rPr>
-              <w:instrText xml:space="preserve"> PAGEREF _Toc227747594 \h </w:instrText>
-            </w:r>
-            <w:r>
-              <w:rPr>
-                <w:noProof/>
-              </w:rPr>
-            </w:r>
-            <w:r>
-              <w:rPr>
-                <w:noProof/>
-              </w:rPr>
-              <w:fldChar w:fldCharType="separate"/>
-            </w:r>
-            <w:r>
-              <w:rPr>
-                <w:noProof/>
-              </w:rPr>
-              <w:t>22</w:t>
-            </w:r>
-            <w:r>
-              <w:rPr>
-                <w:noProof/>
-              </w:rPr>
-              <w:fldChar w:fldCharType="end"/>
-            </w:r>
           </w:hyperlink>
         </w:p>
         <w:p>
@@ -1929,47 +873,6 @@
               </w:rPr>
               <w:t>Raising a Query</w:t>
             </w:r>
-            <w:r>
-              <w:rPr>
-                <w:noProof/>
-              </w:rPr>
-              <w:tab/>
-            </w:r>
-            <w:r>
-              <w:rPr>
-                <w:noProof/>
-              </w:rPr>
-              <w:fldChar w:fldCharType="begin"/>
-            </w:r>
-            <w:r>
-              <w:rPr>
-                <w:noProof/>
-              </w:rPr>
-              <w:instrText xml:space="preserve"> PAGEREF _Toc227747595 \h </w:instrText>
-            </w:r>
-            <w:r>
-              <w:rPr>
-                <w:noProof/>
-              </w:rPr>
-            </w:r>
-            <w:r>
-              <w:rPr>
-                <w:noProof/>
-              </w:rPr>
-              <w:fldChar w:fldCharType="separate"/>
-            </w:r>
-            <w:r>
-              <w:rPr>
-                <w:noProof/>
-              </w:rPr>
-              <w:t>23</w:t>
-            </w:r>
-            <w:r>
-              <w:rPr>
-                <w:noProof/>
-              </w:rPr>
-              <w:fldChar w:fldCharType="end"/>
-            </w:r>
           </w:hyperlink>
         </w:p>
         <w:p>
@@ -1990,47 +893,6 @@
               </w:rPr>
               <w:t>Importing Tasks from CSV</w:t>
             </w:r>
-            <w:r>
-              <w:rPr>
-                <w:noProof/>
-              </w:rPr>
-              <w:tab/>
-            </w:r>
-            <w:r>
-              <w:rPr>
-                <w:noProof/>
-              </w:rPr>
-              <w:fldChar w:fldCharType="begin"/>
-            </w:r>
-            <w:r>
-              <w:rPr>
-                <w:noProof/>
-              </w:rPr>
-              <w:instrText xml:space="preserve"> PAGEREF _Toc227747596 \h </w:instrText>
-            </w:r>
-            <w:r>
-              <w:rPr>
-                <w:noProof/>
-              </w:rPr>
-            </w:r>
-            <w:r>
-              <w:rPr>
-                <w:noProof/>
-              </w:rPr>
-              <w:fldChar w:fldCharType="separate"/>
-            </w:r>
-            <w:r>
-              <w:rPr>
-                <w:noProof/>
-              </w:rPr>
-              <w:t>24</w:t>
-            </w:r>
-            <w:r>
-              <w:rPr>
-                <w:noProof/>
-              </w:rPr>
-              <w:fldChar w:fldCharType="end"/>
-            </w:r>
           </w:hyperlink>
         </w:p>
         <w:p>
@@ -2051,47 +913,6 @@
               </w:rPr>
               <w:t>Exporting Tasks</w:t>
             </w:r>
-            <w:r>
-              <w:rPr>
-                <w:noProof/>
-              </w:rPr>
-              <w:tab/>
-            </w:r>
-            <w:r>
-              <w:rPr>
-                <w:noProof/>
-              </w:rPr>
-              <w:fldChar w:fldCharType="begin"/>
-            </w:r>
-            <w:r>
-              <w:rPr>
-                <w:noProof/>
-              </w:rPr>
-              <w:instrText xml:space="preserve"> PAGEREF _Toc227747597 \h </w:instrText>
-            </w:r>
-            <w:r>
-              <w:rPr>
-                <w:noProof/>
-              </w:rPr>
-            </w:r>
-            <w:r>
-              <w:rPr>
-                <w:noProof/>
-              </w:rPr>
-              <w:fldChar w:fldCharType="separate"/>
-            </w:r>
-            <w:r>
-              <w:rPr>
-                <w:noProof/>
-              </w:rPr>
-              <w:t>24</w:t>
-            </w:r>
-            <w:r>
-              <w:rPr>
-                <w:noProof/>
-              </w:rPr>
-              <w:fldChar w:fldCharType="end"/>
-            </w:r>
           </w:hyperlink>
         </w:p>
         <w:p>
@@ -2112,47 +933,6 @@
               </w:rPr>
               <w:t>Downloading Attachments</w:t>
             </w:r>
-            <w:r>
-              <w:rPr>
-                <w:noProof/>
-              </w:rPr>
-              <w:tab/>
-            </w:r>
-            <w:r>
-              <w:rPr>
-                <w:noProof/>
-              </w:rPr>
-              <w:fldChar w:fldCharType="begin"/>
-            </w:r>
-            <w:r>
-              <w:rPr>
-                <w:noProof/>
-              </w:rPr>
-              <w:instrText xml:space="preserve"> PAGEREF _Toc227747598 \h </w:instrText>
-            </w:r>
-            <w:r>
-              <w:rPr>
-                <w:noProof/>
-              </w:rPr>
-            </w:r>
-            <w:r>
-              <w:rPr>
-                <w:noProof/>
-              </w:rPr>
-              <w:fldChar w:fldCharType="separate"/>
-            </w:r>
-            <w:r>
-              <w:rPr>
-                <w:noProof/>
-              </w:rPr>
-              <w:t>24</w:t>
-            </w:r>
-            <w:r>
-              <w:rPr>
-                <w:noProof/>
-              </w:rPr>
-              <w:fldChar w:fldCharType="end"/>
-            </w:r>
           </w:hyperlink>
         </w:p>
         <w:p>
@@ -2173,47 +953,6 @@
               </w:rPr>
               <w:t>Common Error Messages</w:t>
             </w:r>
-            <w:r>
-              <w:rPr>
-                <w:noProof/>
-              </w:rPr>
-              <w:tab/>
-            </w:r>
-            <w:r>
-              <w:rPr>
-                <w:noProof/>
-              </w:rPr>
-              <w:fldChar w:fldCharType="begin"/>
-            </w:r>
-            <w:r>
-              <w:rPr>
-                <w:noProof/>
-              </w:rPr>
-              <w:instrText xml:space="preserve"> PAGEREF _Toc227747599 \h </w:instrText>
-            </w:r>
-            <w:r>
-              <w:rPr>
-                <w:noProof/>
-              </w:rPr>
-            </w:r>
-            <w:r>
-              <w:rPr>
-                <w:noProof/>
-              </w:rPr>
-              <w:fldChar w:fldCharType="separate"/>
-            </w:r>
-            <w:r>
-              <w:rPr>
-                <w:noProof/>
-              </w:rPr>
-              <w:t>25</w:t>
-            </w:r>
-            <w:r>
-              <w:rPr>
-                <w:noProof/>
-              </w:rPr>
-              <w:fldChar w:fldCharType="end"/>
-            </w:r>
           </w:hyperlink>
         </w:p>
         <w:p>
@@ -2234,47 +973,6 @@
               </w:rPr>
               <w:t>Login Issues</w:t>
             </w:r>
-            <w:r>
-              <w:rPr>
-                <w:noProof/>
-              </w:rPr>
-              <w:tab/>
-            </w:r>
-            <w:r>
-              <w:rPr>
-                <w:noProof/>
-              </w:rPr>
-              <w:fldChar w:fldCharType="begin"/>
-            </w:r>
-            <w:r>
-              <w:rPr>
-                <w:noProof/>
-              </w:rPr>
-              <w:instrText xml:space="preserve"> PAGEREF _Toc227747600 \h </w:instrText>
-            </w:r>
-            <w:r>
-              <w:rPr>
-                <w:noProof/>
-              </w:rPr>
-            </w:r>
-            <w:r>
-              <w:rPr>
-                <w:noProof/>
-              </w:rPr>
-              <w:fldChar w:fldCharType="separate"/>
-            </w:r>
-            <w:r>
-              <w:rPr>
-                <w:noProof/>
-              </w:rPr>
-              <w:t>25</w:t>
-            </w:r>
-            <w:r>
-              <w:rPr>
-                <w:noProof/>
-              </w:rPr>
-              <w:fldChar w:fldCharType="end"/>
-            </w:r>
           </w:hyperlink>
         </w:p>
         <w:p>
@@ -2295,47 +993,6 @@
               </w:rPr>
               <w:t>Task Not Appearing in My Day</w:t>
             </w:r>
-            <w:r>
-              <w:rPr>
-                <w:noProof/>
-              </w:rPr>
-              <w:tab/>
-            </w:r>
-            <w:r>
-              <w:rPr>
-                <w:noProof/>
-              </w:rPr>
-              <w:fldChar w:fldCharType="begin"/>
-            </w:r>
-            <w:r>
-              <w:rPr>
-                <w:noProof/>
-              </w:rPr>
-              <w:instrText xml:space="preserve"> PAGEREF _Toc227747601 \h </w:instrText>
-            </w:r>
-            <w:r>
-              <w:rPr>
-                <w:noProof/>
-              </w:rPr>
-            </w:r>
-            <w:r>
-              <w:rPr>
-                <w:noProof/>
-              </w:rPr>
-              <w:fldChar w:fldCharType="separate"/>
-            </w:r>
-            <w:r>
-              <w:rPr>
-                <w:noProof/>
-              </w:rPr>
-              <w:t>25</w:t>
-            </w:r>
-            <w:r>
-              <w:rPr>
-                <w:noProof/>
-              </w:rPr>
-              <w:fldChar w:fldCharType="end"/>
-            </w:r>
           </w:hyperlink>
         </w:p>
         <w:p>
@@ -2356,47 +1013,6 @@
               </w:rPr>
               <w:t>FMS Task Not Activating</w:t>
             </w:r>
-            <w:r>
-              <w:rPr>
-                <w:noProof/>
-              </w:rPr>
-              <w:tab/>
-            </w:r>
-            <w:r>
-              <w:rPr>
-                <w:noProof/>
-              </w:rPr>
-              <w:fldChar w:fldCharType="begin"/>
-            </w:r>
-            <w:r>
-              <w:rPr>
-                <w:noProof/>
-              </w:rPr>
-              <w:instrText xml:space="preserve"> PAGEREF _Toc227747602 \h </w:instrText>
-            </w:r>
-            <w:r>
-              <w:rPr>
-                <w:noProof/>
-              </w:rPr>
-            </w:r>
-            <w:r>
-              <w:rPr>
-                <w:noProof/>
-              </w:rPr>
-              <w:fldChar w:fldCharType="separate"/>
-            </w:r>
-            <w:r>
-              <w:rPr>
-                <w:noProof/>
-              </w:rPr>
-              <w:t>26</w:t>
-            </w:r>
-            <w:r>
-              <w:rPr>
-                <w:noProof/>
-              </w:rPr>
-              <w:fldChar w:fldCharType="end"/>
-            </w:r>
           </w:hyperlink>
         </w:p>
         <w:p>
@@ -2417,47 +1033,6 @@
               </w:rPr>
               <w:t>Getting Help</w:t>
             </w:r>
-            <w:r>
-              <w:rPr>
-                <w:noProof/>
-              </w:rPr>
-              <w:tab/>
-            </w:r>
-            <w:r>
-              <w:rPr>
-                <w:noProof/>
-              </w:rPr>
-              <w:fldChar w:fldCharType="begin"/>
-            </w:r>
-            <w:r>
-              <w:rPr>
-                <w:noProof/>
-              </w:rPr>
-              <w:instrText xml:space="preserve"> PAGEREF _Toc227747603 \h </w:instrText>
-            </w:r>
-            <w:r>
-              <w:rPr>
-                <w:noProof/>
-              </w:rPr>
-            </w:r>
-            <w:r>
-              <w:rPr>
-                <w:noProof/>
-              </w:rPr>
-              <w:fldChar w:fldCharType="separate"/>
-            </w:r>
-            <w:r>
-              <w:rPr>
-                <w:noProof/>
-              </w:rPr>
-              <w:t>26</w:t>
-            </w:r>
-            <w:r>
-              <w:rPr>
-                <w:noProof/>
-              </w:rPr>
-              <w:fldChar w:fldCharType="end"/>
-            </w:r>
           </w:hyperlink>
         </w:p>
         <w:p>
@@ -2470,56 +1045,30 @@
               <w:noProof/>
             </w:rPr>
           </w:pPr>
-          <w:hyperlink w:anchor="_Toc227747604" w:history="1">
-            <w:r>
-              <w:rPr>
-                <w:rStyle w:val="Hyperlink"/>
-                <w:noProof/>
-              </w:rPr>
-              <w:t>Quick Reference Card</w:t>
-            </w:r>
-            <w:r>
-              <w:rPr>
-                <w:noProof/>
-              </w:rPr>
-              <w:tab/>
-            </w:r>
-            <w:r>
-              <w:rPr>
-                <w:noProof/>
-              </w:rPr>
-              <w:fldChar w:fldCharType="begin"/>
-            </w:r>
-            <w:r>
-              <w:rPr>
-                <w:noProof/>
-              </w:rPr>
-              <w:instrText xml:space="preserve"> PAGEREF _Toc227747604 \h </w:instrText>
-            </w:r>
-            <w:r>
-              <w:rPr>
-                <w:noProof/>
-              </w:rPr>
-            </w:r>
-            <w:r>
-              <w:rPr>
-                <w:noProof/>
-              </w:rPr>
-              <w:fldChar w:fldCharType="separate"/>
-            </w:r>
-            <w:r>
-              <w:rPr>
-                <w:noProof/>
-              </w:rPr>
-              <w:t>27</w:t>
-            </w:r>
-            <w:r>
-              <w:rPr>
-                <w:noProof/>
-              </w:rPr>
-              <w:fldChar w:fldCharType="end"/>
-            </w:r>
-          </w:hyperlink>
+          <w:r>
+            <w:fldChar w:fldCharType="begin"/>
+          </w:r>
+          <w:r>
+            <w:instrText xml:space="preserve"> HYPERLINK \l "_Toc227747604" </w:instrText>
+          </w:r>
+          <w:r>
+            <w:fldChar w:fldCharType="separate"/>
+          </w:r>
+          <w:r>
+            <w:rPr>
+              <w:rStyle w:val="Hyperlink"/>
+              <w:noProof/>
+            </w:rPr>
+            <w:t>Quick Reference Card</w:t>
+          </w:r>
+          <w:bookmarkStart w:id="1" w:name="_GoBack"/>
+          <w:bookmarkEnd w:id="1"/>
+          <w:r>
+            <w:rPr>
+              <w:noProof/>
+            </w:rPr>
+            <w:fldChar w:fldCharType="end"/>
+          </w:r>
         </w:p>
         <w:p>
           <w:r>

--- a/public/doc/DoThis2_User_Manual.docx
+++ b/public/doc/DoThis2_User_Manual.docx
@@ -333,15 +333,8 @@
           <w:r>
             <w:fldChar w:fldCharType="separate"/>
           </w:r>
-          <w:hyperlink w:anchor="_Toc227747569" w:history="1">
-            <w:r>
-              <w:rPr>
-                <w:rStyle w:val="Hyperlink"/>
-                <w:noProof/>
-              </w:rPr>
-              <w:t>Table of Contents</w:t>
-            </w:r>
-          </w:hyperlink>
+          <w:bookmarkStart w:id="1" w:name="_GoBack"/>
+          <w:bookmarkEnd w:id="1"/>
         </w:p>
         <w:p>
           <w:pPr>
@@ -353,15 +346,29 @@
               <w:noProof/>
             </w:rPr>
           </w:pPr>
-          <w:hyperlink w:anchor="_Toc227747570" w:history="1">
-            <w:r>
-              <w:rPr>
-                <w:rStyle w:val="Hyperlink"/>
-                <w:noProof/>
-              </w:rPr>
-              <w:t>What is DoThis2?</w:t>
-            </w:r>
-          </w:hyperlink>
+          <w:r>
+            <w:fldChar w:fldCharType="begin"/>
+          </w:r>
+          <w:r>
+            <w:instrText xml:space="preserve"> HYPERLINK \l "_Toc227747570" </w:instrText>
+          </w:r>
+          <w:r>
+            <w:fldChar w:fldCharType="separate"/>
+          </w:r>
+          <w:r>
+            <w:rPr>
+              <w:rStyle w:val="Hyperlink"/>
+              <w:noProof/>
+            </w:rPr>
+            <w:t>What is DoThis2?</w:t>
+          </w:r>
+          <w:r>
+            <w:rPr>
+              <w:rStyle w:val="Hyperlink"/>
+              <w:noProof/>
+            </w:rPr>
+            <w:fldChar w:fldCharType="end"/>
+          </w:r>
           <w:r>
             <w:rPr>
               <w:noProof/>
@@ -1045,30 +1052,15 @@
               <w:noProof/>
             </w:rPr>
           </w:pPr>
-          <w:r>
-            <w:fldChar w:fldCharType="begin"/>
-          </w:r>
-          <w:r>
-            <w:instrText xml:space="preserve"> HYPERLINK \l "_Toc227747604" </w:instrText>
-          </w:r>
-          <w:r>
-            <w:fldChar w:fldCharType="separate"/>
-          </w:r>
-          <w:r>
-            <w:rPr>
-              <w:rStyle w:val="Hyperlink"/>
-              <w:noProof/>
-            </w:rPr>
-            <w:t>Quick Reference Card</w:t>
-          </w:r>
-          <w:bookmarkStart w:id="1" w:name="_GoBack"/>
-          <w:bookmarkEnd w:id="1"/>
-          <w:r>
-            <w:rPr>
-              <w:noProof/>
-            </w:rPr>
-            <w:fldChar w:fldCharType="end"/>
-          </w:r>
+          <w:hyperlink w:anchor="_Toc227747604" w:history="1">
+            <w:r>
+              <w:rPr>
+                <w:rStyle w:val="Hyperlink"/>
+                <w:noProof/>
+              </w:rPr>
+              <w:t>Quick Reference Card</w:t>
+            </w:r>
+          </w:hyperlink>
         </w:p>
         <w:p>
           <w:r>
